--- a/BITACORA/DIA-6/DIA-6.docx
+++ b/BITACORA/DIA-6/DIA-6.docx
@@ -16,7 +16,7 @@
           <w:bCs w:val="1"/>
           <w:rtl w:val="0"/>
         </w:rPr>
-        <w:t xml:space="preserve">Fecha: 20 de septiembre de 2026</w:t>
+        <w:t>Fecha: 16 de septiembre de 2026</w:t>
       </w:r>
     </w:p>
     <w:p>
